--- a/Sanremo_Relazione.docx
+++ b/Sanremo_Relazione.docx
@@ -91,27 +91,7 @@
           <w:sz w:val="24"/>
           <w:szCs w:val="24"/>
         </w:rPr>
-        <w:t xml:space="preserve">Relazione </w:t>
-      </w:r>
-      <w:r>
-        <w:rPr>
-          <w:i/>
-          <w:iCs/>
-          <w:color w:val="555555"/>
-          <w:sz w:val="24"/>
-          <w:szCs w:val="24"/>
-        </w:rPr>
-        <w:t>sul lavoro svolto</w:t>
-      </w:r>
-      <w:r>
-        <w:rPr>
-          <w:i/>
-          <w:iCs/>
-          <w:color w:val="555555"/>
-          <w:sz w:val="24"/>
-          <w:szCs w:val="24"/>
-        </w:rPr>
-        <w:t xml:space="preserve"> e sui risultati emersi</w:t>
+        <w:t>Relazione sul lavoro svolto e sui risultati emersi</w:t>
       </w:r>
     </w:p>
     <w:p>
@@ -142,12 +122,72 @@
     </w:p>
     <w:p>
       <w:pPr>
+        <w:shd w:val="clear" w:color="auto" w:fill="E8E8E8" w:themeFill="background2"/>
+        <w:spacing w:after="120" w:line="276" w:lineRule="auto"/>
+        <w:jc w:val="both"/>
+        <w:rPr>
+          <w:b/>
+          <w:bCs/>
+        </w:rPr>
+      </w:pPr>
+      <w:r>
+        <w:rPr>
+          <w:b/>
+          <w:bCs/>
+        </w:rPr>
+        <w:t xml:space="preserve">Il report interattivo completo è consultabile al seguente link: </w:t>
+      </w:r>
+    </w:p>
+    <w:p>
+      <w:pPr>
+        <w:shd w:val="clear" w:color="auto" w:fill="E8E8E8" w:themeFill="background2"/>
+        <w:spacing w:after="120" w:line="276" w:lineRule="auto"/>
+        <w:jc w:val="both"/>
+        <w:rPr>
+          <w:rStyle w:val="Hyperlink"/>
+          <w:b/>
+          <w:bCs/>
+        </w:rPr>
+      </w:pPr>
+      <w:hyperlink r:id="rId5">
+        <w:proofErr w:type="spellStart"/>
+        <w:r>
+          <w:rPr>
+            <w:rStyle w:val="Hyperlink"/>
+            <w:b/>
+            <w:bCs/>
+          </w:rPr>
+          <w:t>Report_Sanremo_Ana</w:t>
+        </w:r>
+        <w:r>
+          <w:rPr>
+            <w:rStyle w:val="Hyperlink"/>
+            <w:b/>
+            <w:bCs/>
+          </w:rPr>
+          <w:t>l</w:t>
+        </w:r>
+        <w:r>
+          <w:rPr>
+            <w:rStyle w:val="Hyperlink"/>
+            <w:b/>
+            <w:bCs/>
+          </w:rPr>
+          <w:t>ysis</w:t>
+        </w:r>
+        <w:proofErr w:type="spellEnd"/>
+      </w:hyperlink>
+    </w:p>
+    <w:p>
+      <w:pPr>
         <w:pStyle w:val="Heading1"/>
         <w:jc w:val="both"/>
       </w:pPr>
-      <w:r>
-        <w:t>2. Dati e preparazione</w:t>
-      </w:r>
+      <w:hyperlink r:id="rId6">
+        <w:r>
+          <w:t>2. Dati e preparazione</w:t>
+        </w:r>
+      </w:hyperlink>
     </w:p>
     <w:p>
       <w:pPr>
@@ -181,7 +221,7 @@
         <w:pStyle w:val="ListParagraph"/>
         <w:numPr>
           <w:ilvl w:val="0"/>
-          <w:numId w:val="2"/>
+          <w:numId w:val="3"/>
         </w:numPr>
         <w:spacing w:after="60" w:line="276" w:lineRule="auto"/>
         <w:jc w:val="both"/>
@@ -195,7 +235,7 @@
         <w:pStyle w:val="ListParagraph"/>
         <w:numPr>
           <w:ilvl w:val="0"/>
-          <w:numId w:val="2"/>
+          <w:numId w:val="1"/>
         </w:numPr>
         <w:spacing w:after="60" w:line="276" w:lineRule="auto"/>
         <w:jc w:val="both"/>
@@ -251,7 +291,7 @@
         <w:pStyle w:val="ListParagraph"/>
         <w:numPr>
           <w:ilvl w:val="0"/>
-          <w:numId w:val="2"/>
+          <w:numId w:val="1"/>
         </w:numPr>
         <w:spacing w:after="60" w:line="276" w:lineRule="auto"/>
         <w:jc w:val="both"/>
@@ -273,7 +313,7 @@
         <w:pStyle w:val="ListParagraph"/>
         <w:numPr>
           <w:ilvl w:val="0"/>
-          <w:numId w:val="2"/>
+          <w:numId w:val="1"/>
         </w:numPr>
         <w:spacing w:after="60" w:line="276" w:lineRule="auto"/>
         <w:jc w:val="both"/>
@@ -306,7 +346,7 @@
         <w:jc w:val="both"/>
       </w:pPr>
       <w:r>
-        <w:t>In Looker Studio le due tabelle sono state collegate tramite armonizzazioni (blend), usando come condizione di collegamento i campi comuni di artista e canzone. Per il report sono state create due fonti dati distinte a partire dallo stesso blend:</w:t>
+        <w:t>In Looker Studio le due tabelle sono state collegate tramite armonizzazioni (blend):</w:t>
       </w:r>
     </w:p>
     <w:p>
@@ -314,7 +354,7 @@
         <w:pStyle w:val="ListParagraph"/>
         <w:numPr>
           <w:ilvl w:val="0"/>
-          <w:numId w:val="2"/>
+          <w:numId w:val="1"/>
         </w:numPr>
         <w:spacing w:after="60" w:line="276" w:lineRule="auto"/>
         <w:jc w:val="both"/>
@@ -329,14 +369,15 @@
       </w:r>
       <w:proofErr w:type="spellEnd"/>
       <w:r>
-        <w:rPr>
-          <w:b/>
-          <w:bCs/>
-        </w:rPr>
-        <w:t xml:space="preserve">: </w:t>
-      </w:r>
-      <w:r>
-        <w:t>con un filtro Posizione = 1 applicato direttamente all'origine dati, così da includere i soli vincitori del festival;</w:t>
+        <w:t xml:space="preserve">: nuova fonte dati utilizzata per la realizzazione del Grafico 1 e generato dall’unione delle due tabelle disponibili tramite Inner Join prendendo il campo in comune relativo al nome del cantante (“Artista” nella tabella Spotify, “Interprete” nella tabella Sanremo). </w:t>
+      </w:r>
+      <w:proofErr w:type="gramStart"/>
+      <w:r>
+        <w:t>E’</w:t>
+      </w:r>
+      <w:proofErr w:type="gramEnd"/>
+      <w:r>
+        <w:t xml:space="preserve"> stato poi aggiunto un filtro direttamente all'origine dati (Posizione = 1) così da includere i soli vincitori del festival;</w:t>
       </w:r>
     </w:p>
     <w:p>
@@ -344,7 +385,7 @@
         <w:pStyle w:val="ListParagraph"/>
         <w:numPr>
           <w:ilvl w:val="0"/>
-          <w:numId w:val="2"/>
+          <w:numId w:val="1"/>
         </w:numPr>
         <w:spacing w:after="60" w:line="276" w:lineRule="auto"/>
         <w:jc w:val="both"/>
@@ -366,23 +407,7 @@
         <w:t xml:space="preserve">: </w:t>
       </w:r>
       <w:r>
-        <w:t>identica alla precedente ma senza filtro, per rappresentare tutte le canzoni di Sanremo presenti su Spotify.</w:t>
-      </w:r>
-    </w:p>
-    <w:p>
-      <w:pPr>
-        <w:spacing w:after="120" w:line="276" w:lineRule="auto"/>
-        <w:jc w:val="both"/>
-      </w:pPr>
-      <w:r>
-        <w:rPr>
-          <w:b/>
-          <w:bCs/>
-        </w:rPr>
-        <w:t xml:space="preserve">Nota metodologica. </w:t>
-      </w:r>
-      <w:r>
-        <w:t>La scelta di creare due fonti separate è stata necessaria perché il campo Posizione contiene valori misti (numeri come “1”, “2” ma anche “F” per i finalisti non classificati). Applicando il filtro direttamente sul grafico, lo strumento non riconosceva il valore “1”; applicandolo invece a livello di origine dati, in un blend dedicato ai vincitori, il filtro funziona correttamente.</w:t>
+        <w:t>unione delle due tabelle con doppia chiave primaria (Il nome dell’artista e la canzone) in modo da ottenere tutte le canzoni di Sanremo presenti su Spotify con punteggio popolarità associato.</w:t>
       </w:r>
     </w:p>
     <w:p>
@@ -397,7 +422,6 @@
         <w:jc w:val="both"/>
       </w:pPr>
       <w:r>
-        <w:lastRenderedPageBreak/>
         <w:t>4. Struttura del report</w:t>
       </w:r>
     </w:p>
@@ -424,16 +448,16 @@
         <w:jc w:val="both"/>
       </w:pPr>
       <w:r>
-        <w:t>Blocco 1 — Vincitori di Sanremo, popolarità max su Spotify</w:t>
-      </w:r>
-    </w:p>
-    <w:p>
-      <w:pPr>
-        <w:spacing w:after="120" w:line="276" w:lineRule="auto"/>
-        <w:jc w:val="both"/>
-      </w:pPr>
-      <w:r>
-        <w:t>Un grafico a barre della popolarità Spotify dei vincitori del festival, accompagnato da due schede di confronto: la popolarità media dei vincitori e quella media globale.</w:t>
+        <w:t>Blocco 1 — Vincitori di Sanremo, popolarità media su Spotify</w:t>
+      </w:r>
+    </w:p>
+    <w:p>
+      <w:pPr>
+        <w:spacing w:after="120" w:line="276" w:lineRule="auto"/>
+        <w:jc w:val="both"/>
+      </w:pPr>
+      <w:r>
+        <w:t>Un grafico a barre orizzontali che riporta, per ciascun vincitore del festival, la popolarità media su Spotify dei suoi brani; gli artisti con poche corrispondenze sono raggruppati nella voce “Altri”. Il grafico è accompagnato da due schede di confronto: la popolarità media dei vincitori e quella media globale.</w:t>
       </w:r>
     </w:p>
     <w:p>
@@ -451,7 +475,7 @@
         <w:jc w:val="both"/>
       </w:pPr>
       <w:r>
-        <w:t>Una tabella di tutte le canzoni di Sanremo presenti su Spotify, ordinate per punteggio di popolarità, con una scheda che evidenzia il punteggio massimo globale.</w:t>
+        <w:t>Una tabella delle canzoni di Sanremo presenti su Spotify, in cui la popolarità è aggregata per la coppia canzone–artista (la doppia chiave comune alle due tabelle) e i brani sono ordinati per punteggio di popolarità decrescente. La tabella è accompagnata da una scheda che evidenzia il punteggio di popolarità massimo globale ottenuto da una singola canzone.</w:t>
       </w:r>
     </w:p>
     <w:p>
@@ -482,35 +506,13 @@
       </w:pPr>
       <w:r>
         <w:rPr>
-          <w:b/>
-          <w:bCs/>
-        </w:rPr>
-        <w:t xml:space="preserve">Limite dei dati. </w:t>
-      </w:r>
-      <w:r>
-        <w:t>Era stata valutata anche un'analisi che incrociasse ogni vincitore con la sua specifica canzone vincente, ma la tabella Spotify non conteneva un numero sufficiente di brani vincitori (il collegamento restituiva di fatto una sola corrispondenza). Questo tipo di analisi è stato perciò escluso.</w:t>
-      </w:r>
-      <w:r>
-        <w:rPr>
           <w:noProof/>
         </w:rPr>
-        <w:t xml:space="preserve"> </w:t>
-      </w:r>
-    </w:p>
-    <w:p>
-      <w:pPr>
-        <w:spacing w:after="120" w:line="276" w:lineRule="auto"/>
-        <w:jc w:val="both"/>
-      </w:pPr>
-      <w:r>
-        <w:rPr>
-          <w:noProof/>
-        </w:rPr>
         <w:drawing>
-          <wp:inline distT="0" distB="0" distL="0" distR="0" wp14:anchorId="772377C2" wp14:editId="097FE108">
-            <wp:extent cx="4133850" cy="2648585"/>
+          <wp:inline distT="0" distB="0" distL="0" distR="0" wp14:anchorId="29B52FEE" wp14:editId="26FC7A4E">
+            <wp:extent cx="6332220" cy="3728085"/>
             <wp:effectExtent l="0" t="0" r="0" b="0"/>
-            <wp:docPr id="1835071935" name="Picture 1" descr="The image is a chart displaying the popularity of various Sanremo Festival artists on Spotify, ranked by their average score, including artists like Toto Cutugno, Emma, and Marco Mengoni.&#10;&#10;AI-generated content may be incorrect."/>
+            <wp:docPr id="1" name="Picture 1" descr="The image displays a chart comparing the popularity of various artists and songs on Spotify, specifically focusing on those who won the Sanremo music contest.  AI-generated content may be incorrect."/>
             <wp:cNvGraphicFramePr>
               <a:graphicFrameLocks xmlns:a="http://schemas.openxmlformats.org/drawingml/2006/main" noChangeAspect="1"/>
             </wp:cNvGraphicFramePr>
@@ -518,25 +520,21 @@
               <a:graphicData uri="http://schemas.openxmlformats.org/drawingml/2006/picture">
                 <pic:pic xmlns:pic="http://schemas.openxmlformats.org/drawingml/2006/picture">
                   <pic:nvPicPr>
-                    <pic:cNvPr id="1835071935" name="Picture 1" descr="The image is a chart displaying the popularity of various Sanremo Festival artists on Spotify, ranked by their average score, including artists like Toto Cutugno, Emma, and Marco Mengoni.&#10;&#10;AI-generated content may be incorrect."/>
-                    <pic:cNvPicPr/>
+                    <pic:cNvPr id="1" name="Picture 1" descr="The image displays a chart comparing the popularity of various artists and songs on Spotify, specifically focusing on those who won the Sanremo music contest.  AI-generated content may be incorrect."/>
+                    <pic:cNvPicPr>
+                      <a:picLocks noChangeAspect="1" noChangeArrowheads="1"/>
+                    </pic:cNvPicPr>
                   </pic:nvPicPr>
                   <pic:blipFill>
-                    <a:blip r:embed="rId5" cstate="print">
-                      <a:extLst>
-                        <a:ext uri="{28A0092B-C50C-407E-A947-70E740481C1C}">
-                          <a14:useLocalDpi xmlns:a14="http://schemas.microsoft.com/office/drawing/2010/main" val="0"/>
-                        </a:ext>
-                      </a:extLst>
-                    </a:blip>
+                    <a:blip r:embed="rId7"/>
                     <a:stretch>
                       <a:fillRect/>
                     </a:stretch>
                   </pic:blipFill>
-                  <pic:spPr>
+                  <pic:spPr bwMode="auto">
                     <a:xfrm>
                       <a:off x="0" y="0"/>
-                      <a:ext cx="4138678" cy="2651678"/>
+                      <a:ext cx="6332220" cy="3728085"/>
                     </a:xfrm>
                     <a:prstGeom prst="rect">
                       <a:avLst/>
@@ -554,7 +552,14 @@
         <w:pStyle w:val="Heading1"/>
         <w:jc w:val="both"/>
       </w:pPr>
-      <w:r>
+    </w:p>
+    <w:p>
+      <w:pPr>
+        <w:pStyle w:val="Heading1"/>
+        <w:jc w:val="both"/>
+      </w:pPr>
+      <w:r>
+        <w:lastRenderedPageBreak/>
         <w:t>5. Conclusioni</w:t>
       </w:r>
     </w:p>
@@ -593,11 +598,10 @@
           <w:b/>
           <w:bCs/>
         </w:rPr>
-        <w:lastRenderedPageBreak/>
         <w:t xml:space="preserve">I brani più ascoltati non sono necessariamente quelli vincitori. </w:t>
       </w:r>
       <w:r>
-        <w:t>La canzone più popolare in assoluto della tabella non appartiene a un vincitore, e tra i titoli più ascoltati compaiono numerosi brani che non hanno vinto il festival. Il gradimento del pubblico su Spotify segue quindi logiche in parte diverse da quelle del podio sanremese.</w:t>
+        <w:t>Tra i titoli più ascoltati della tabella compaiono numerosi brani che non hanno vinto il festival: accanto a canzoni di vincitori si trovano artisti arrivati in altre posizioni o semplici partecipanti. L’ordine di popolarità su Spotify non rispecchia quindi la classifica del festival, e il gradimento del pubblico segue logiche in parte diverse da quelle del podio sanremese.</w:t>
       </w:r>
     </w:p>
     <w:p>
@@ -634,9 +638,10 @@
     </w:p>
     <w:sectPr>
       <w:pgSz w:w="12240" w:h="15840"/>
-      <w:pgMar w:top="851" w:right="1134" w:bottom="851" w:left="1134" w:header="709" w:footer="709" w:gutter="0"/>
+      <w:pgMar w:top="851" w:right="1134" w:bottom="851" w:left="1134" w:header="0" w:footer="0" w:gutter="0"/>
       <w:cols w:space="720"/>
-      <w:docGrid w:linePitch="360"/>
+      <w:formProt w:val="0"/>
+      <w:docGrid w:linePitch="360" w:charSpace="4096"/>
     </w:sectPr>
   </w:body>
 </w:document>
@@ -645,153 +650,243 @@
 <file path=word/numbering.xml><?xml version="1.0" encoding="utf-8"?>
 <w:numbering xmlns:wpc="http://schemas.microsoft.com/office/word/2010/wordprocessingCanvas" xmlns:cx="http://schemas.microsoft.com/office/drawing/2014/chartex" xmlns:cx1="http://schemas.microsoft.com/office/drawing/2015/9/8/chartex" xmlns:cx2="http://schemas.microsoft.com/office/drawing/2015/10/21/chartex" xmlns:cx3="http://schemas.microsoft.com/office/drawing/2016/5/9/chartex" xmlns:cx4="http://schemas.microsoft.com/office/drawing/2016/5/10/chartex" xmlns:cx5="http://schemas.microsoft.com/office/drawing/2016/5/11/chartex" xmlns:cx6="http://schemas.microsoft.com/office/drawing/2016/5/12/chartex" xmlns:cx7="http://schemas.microsoft.com/office/drawing/2016/5/13/chartex" xmlns:cx8="http://schemas.microsoft.com/office/drawing/2016/5/14/chartex" xmlns:mc="http://schemas.openxmlformats.org/markup-compatibility/2006" xmlns:aink="http://schemas.microsoft.com/office/drawing/2016/ink" xmlns:am3d="http://schemas.microsoft.com/office/drawing/2017/model3d" xmlns:o="urn:schemas-microsoft-com:office:office" xmlns:oel="http://schemas.microsoft.com/office/2019/extlst" xmlns:r="http://schemas.openxmlformats.org/officeDocument/2006/relationships" xmlns:m="http://schemas.openxmlformats.org/officeDocument/2006/math" xmlns:v="urn:schemas-microsoft-com:vml" xmlns:wp14="http://schemas.microsoft.com/office/word/2010/wordprocessingDrawing" xmlns:wp="http://schemas.openxmlformats.org/drawingml/2006/wordprocessingDrawing" xmlns:w10="urn:schemas-microsoft-com:office:word" xmlns:w="http://schemas.openxmlformats.org/wordprocessingml/2006/main" xmlns:w14="http://schemas.microsoft.com/office/word/2010/wordml" xmlns:w15="http://schemas.microsoft.com/office/word/2012/wordml" xmlns:w16cex="http://schemas.microsoft.com/office/word/2018/wordml/cex" xmlns:w16cid="http://schemas.microsoft.com/office/word/2016/wordml/cid" xmlns:w16="http://schemas.microsoft.com/office/word/2018/wordml" xmlns:w16du="http://schemas.microsoft.com/office/word/2023/wordml/word16du" xmlns:w16sdtdh="http://schemas.microsoft.com/office/word/2020/wordml/sdtdatahash" xmlns:w16sdtfl="http://schemas.microsoft.com/office/word/2024/wordml/sdtformatlock" xmlns:w16se="http://schemas.microsoft.com/office/word/2015/wordml/symex" xmlns:wpg="http://schemas.microsoft.com/office/word/2010/wordprocessingGroup" xmlns:wpi="http://schemas.microsoft.com/office/word/2010/wordprocessingInk" xmlns:wne="http://schemas.microsoft.com/office/word/2006/wordml" xmlns:wps="http://schemas.microsoft.com/office/word/2010/wordprocessingShape" mc:Ignorable="w14 w15 w16se w16cid w16 w16cex w16sdtdh w16sdtfl w16du wp14">
   <w:abstractNum w:abstractNumId="0" w15:restartNumberingAfterBreak="0">
-    <w:nsid w:val="4A061649"/>
-    <w:multiLevelType w:val="hybridMultilevel"/>
-    <w:tmpl w:val="97D8C226"/>
-    <w:lvl w:ilvl="0" w:tplc="C2D867B0">
+    <w:nsid w:val="2D136361"/>
+    <w:multiLevelType w:val="multilevel"/>
+    <w:tmpl w:val="0582CC42"/>
+    <w:lvl w:ilvl="0">
       <w:start w:val="1"/>
       <w:numFmt w:val="bullet"/>
-      <w:lvlText w:val="●"/>
+      <w:lvlText w:val=""/>
       <w:lvlJc w:val="left"/>
       <w:pPr>
+        <w:tabs>
+          <w:tab w:val="num" w:pos="0"/>
+        </w:tabs>
         <w:ind w:left="720" w:hanging="360"/>
       </w:pPr>
+      <w:rPr>
+        <w:rFonts w:ascii="Symbol" w:hAnsi="Symbol" w:cs="Symbol" w:hint="default"/>
+      </w:rPr>
     </w:lvl>
-    <w:lvl w:ilvl="1" w:tplc="2DC8A892">
-      <w:start w:val="1"/>
-      <w:numFmt w:val="bullet"/>
-      <w:lvlText w:val="○"/>
+    <w:lvl w:ilvl="1">
+      <w:numFmt w:val="decimal"/>
+      <w:lvlText w:val=""/>
       <w:lvlJc w:val="left"/>
       <w:pPr>
-        <w:ind w:left="1440" w:hanging="360"/>
+        <w:tabs>
+          <w:tab w:val="num" w:pos="0"/>
+        </w:tabs>
+        <w:ind w:left="0" w:firstLine="0"/>
       </w:pPr>
     </w:lvl>
-    <w:lvl w:ilvl="2" w:tplc="69E60C40">
-      <w:start w:val="1"/>
-      <w:numFmt w:val="bullet"/>
-      <w:lvlText w:val="■"/>
+    <w:lvl w:ilvl="2">
+      <w:numFmt w:val="decimal"/>
+      <w:lvlText w:val=""/>
       <w:lvlJc w:val="left"/>
       <w:pPr>
-        <w:ind w:left="2160" w:hanging="360"/>
+        <w:tabs>
+          <w:tab w:val="num" w:pos="0"/>
+        </w:tabs>
+        <w:ind w:left="0" w:firstLine="0"/>
       </w:pPr>
     </w:lvl>
-    <w:lvl w:ilvl="3" w:tplc="6DDC0330">
-      <w:start w:val="1"/>
-      <w:numFmt w:val="bullet"/>
-      <w:lvlText w:val="●"/>
+    <w:lvl w:ilvl="3">
+      <w:numFmt w:val="decimal"/>
+      <w:lvlText w:val=""/>
       <w:lvlJc w:val="left"/>
       <w:pPr>
-        <w:ind w:left="2880" w:hanging="360"/>
+        <w:tabs>
+          <w:tab w:val="num" w:pos="0"/>
+        </w:tabs>
+        <w:ind w:left="0" w:firstLine="0"/>
       </w:pPr>
     </w:lvl>
-    <w:lvl w:ilvl="4" w:tplc="9BCC8F3E">
-      <w:start w:val="1"/>
-      <w:numFmt w:val="bullet"/>
-      <w:lvlText w:val="○"/>
+    <w:lvl w:ilvl="4">
+      <w:numFmt w:val="decimal"/>
+      <w:lvlText w:val=""/>
       <w:lvlJc w:val="left"/>
       <w:pPr>
-        <w:ind w:left="3600" w:hanging="360"/>
+        <w:tabs>
+          <w:tab w:val="num" w:pos="0"/>
+        </w:tabs>
+        <w:ind w:left="0" w:firstLine="0"/>
       </w:pPr>
     </w:lvl>
-    <w:lvl w:ilvl="5" w:tplc="CE8A3A60">
-      <w:start w:val="1"/>
-      <w:numFmt w:val="bullet"/>
-      <w:lvlText w:val="■"/>
+    <w:lvl w:ilvl="5">
+      <w:numFmt w:val="decimal"/>
+      <w:lvlText w:val=""/>
       <w:lvlJc w:val="left"/>
       <w:pPr>
-        <w:ind w:left="4320" w:hanging="360"/>
+        <w:tabs>
+          <w:tab w:val="num" w:pos="0"/>
+        </w:tabs>
+        <w:ind w:left="0" w:firstLine="0"/>
       </w:pPr>
     </w:lvl>
-    <w:lvl w:ilvl="6" w:tplc="FD44B840">
-      <w:start w:val="1"/>
-      <w:numFmt w:val="bullet"/>
-      <w:lvlText w:val="●"/>
+    <w:lvl w:ilvl="6">
+      <w:numFmt w:val="decimal"/>
+      <w:lvlText w:val=""/>
       <w:lvlJc w:val="left"/>
       <w:pPr>
-        <w:ind w:left="5040" w:hanging="360"/>
+        <w:tabs>
+          <w:tab w:val="num" w:pos="0"/>
+        </w:tabs>
+        <w:ind w:left="0" w:firstLine="0"/>
       </w:pPr>
     </w:lvl>
-    <w:lvl w:ilvl="7" w:tplc="E6E8F642">
-      <w:start w:val="1"/>
-      <w:numFmt w:val="bullet"/>
-      <w:lvlText w:val="●"/>
+    <w:lvl w:ilvl="7">
+      <w:numFmt w:val="decimal"/>
+      <w:lvlText w:val=""/>
       <w:lvlJc w:val="left"/>
       <w:pPr>
-        <w:ind w:left="5760" w:hanging="360"/>
+        <w:tabs>
+          <w:tab w:val="num" w:pos="0"/>
+        </w:tabs>
+        <w:ind w:left="0" w:firstLine="0"/>
       </w:pPr>
     </w:lvl>
-    <w:lvl w:ilvl="8" w:tplc="DCE85EFC">
-      <w:start w:val="1"/>
-      <w:numFmt w:val="bullet"/>
-      <w:lvlText w:val="●"/>
+    <w:lvl w:ilvl="8">
+      <w:numFmt w:val="decimal"/>
+      <w:lvlText w:val=""/>
       <w:lvlJc w:val="left"/>
       <w:pPr>
-        <w:ind w:left="6480" w:hanging="360"/>
+        <w:tabs>
+          <w:tab w:val="num" w:pos="0"/>
+        </w:tabs>
+        <w:ind w:left="0" w:firstLine="0"/>
       </w:pPr>
     </w:lvl>
   </w:abstractNum>
   <w:abstractNum w:abstractNumId="1" w15:restartNumberingAfterBreak="0">
-    <w:nsid w:val="4CB204C4"/>
-    <w:multiLevelType w:val="hybridMultilevel"/>
-    <w:tmpl w:val="FF445B16"/>
-    <w:lvl w:ilvl="0" w:tplc="D0DAE81C">
+    <w:nsid w:val="55F0142C"/>
+    <w:multiLevelType w:val="multilevel"/>
+    <w:tmpl w:val="0A7A4F02"/>
+    <w:lvl w:ilvl="0">
       <w:start w:val="1"/>
-      <w:numFmt w:val="bullet"/>
-      <w:lvlText w:val="•"/>
-      <w:lvlJc w:val="left"/>
-      <w:pPr>
-        <w:ind w:left="720" w:hanging="360"/>
-      </w:pPr>
-    </w:lvl>
-    <w:lvl w:ilvl="1" w:tplc="2A6CF822">
-      <w:numFmt w:val="decimal"/>
+      <w:numFmt w:val="none"/>
+      <w:suff w:val="nothing"/>
       <w:lvlText w:val=""/>
       <w:lvlJc w:val="left"/>
+      <w:pPr>
+        <w:tabs>
+          <w:tab w:val="num" w:pos="0"/>
+        </w:tabs>
+        <w:ind w:left="0" w:firstLine="0"/>
+      </w:pPr>
     </w:lvl>
-    <w:lvl w:ilvl="2" w:tplc="BB82FCD6">
-      <w:numFmt w:val="decimal"/>
+    <w:lvl w:ilvl="1">
+      <w:start w:val="1"/>
+      <w:numFmt w:val="none"/>
+      <w:suff w:val="nothing"/>
       <w:lvlText w:val=""/>
       <w:lvlJc w:val="left"/>
+      <w:pPr>
+        <w:tabs>
+          <w:tab w:val="num" w:pos="0"/>
+        </w:tabs>
+        <w:ind w:left="0" w:firstLine="0"/>
+      </w:pPr>
     </w:lvl>
-    <w:lvl w:ilvl="3" w:tplc="203C17B4">
-      <w:numFmt w:val="decimal"/>
+    <w:lvl w:ilvl="2">
+      <w:start w:val="1"/>
+      <w:numFmt w:val="none"/>
+      <w:suff w:val="nothing"/>
       <w:lvlText w:val=""/>
       <w:lvlJc w:val="left"/>
+      <w:pPr>
+        <w:tabs>
+          <w:tab w:val="num" w:pos="0"/>
+        </w:tabs>
+        <w:ind w:left="0" w:firstLine="0"/>
+      </w:pPr>
     </w:lvl>
-    <w:lvl w:ilvl="4" w:tplc="AB8C994A">
-      <w:numFmt w:val="decimal"/>
+    <w:lvl w:ilvl="3">
+      <w:start w:val="1"/>
+      <w:numFmt w:val="none"/>
+      <w:suff w:val="nothing"/>
       <w:lvlText w:val=""/>
       <w:lvlJc w:val="left"/>
+      <w:pPr>
+        <w:tabs>
+          <w:tab w:val="num" w:pos="0"/>
+        </w:tabs>
+        <w:ind w:left="0" w:firstLine="0"/>
+      </w:pPr>
     </w:lvl>
-    <w:lvl w:ilvl="5" w:tplc="2730C1A4">
-      <w:numFmt w:val="decimal"/>
+    <w:lvl w:ilvl="4">
+      <w:start w:val="1"/>
+      <w:numFmt w:val="none"/>
+      <w:suff w:val="nothing"/>
       <w:lvlText w:val=""/>
       <w:lvlJc w:val="left"/>
+      <w:pPr>
+        <w:tabs>
+          <w:tab w:val="num" w:pos="0"/>
+        </w:tabs>
+        <w:ind w:left="0" w:firstLine="0"/>
+      </w:pPr>
     </w:lvl>
-    <w:lvl w:ilvl="6" w:tplc="3822B9FE">
-      <w:numFmt w:val="decimal"/>
+    <w:lvl w:ilvl="5">
+      <w:start w:val="1"/>
+      <w:numFmt w:val="none"/>
+      <w:suff w:val="nothing"/>
       <w:lvlText w:val=""/>
       <w:lvlJc w:val="left"/>
+      <w:pPr>
+        <w:tabs>
+          <w:tab w:val="num" w:pos="0"/>
+        </w:tabs>
+        <w:ind w:left="0" w:firstLine="0"/>
+      </w:pPr>
     </w:lvl>
-    <w:lvl w:ilvl="7" w:tplc="CD8AC0FA">
-      <w:numFmt w:val="decimal"/>
+    <w:lvl w:ilvl="6">
+      <w:start w:val="1"/>
+      <w:numFmt w:val="none"/>
+      <w:suff w:val="nothing"/>
       <w:lvlText w:val=""/>
       <w:lvlJc w:val="left"/>
+      <w:pPr>
+        <w:tabs>
+          <w:tab w:val="num" w:pos="0"/>
+        </w:tabs>
+        <w:ind w:left="0" w:firstLine="0"/>
+      </w:pPr>
     </w:lvl>
-    <w:lvl w:ilvl="8" w:tplc="B5E6C9DC">
-      <w:numFmt w:val="decimal"/>
+    <w:lvl w:ilvl="7">
+      <w:start w:val="1"/>
+      <w:numFmt w:val="none"/>
+      <w:suff w:val="nothing"/>
       <w:lvlText w:val=""/>
       <w:lvlJc w:val="left"/>
+      <w:pPr>
+        <w:tabs>
+          <w:tab w:val="num" w:pos="0"/>
+        </w:tabs>
+        <w:ind w:left="0" w:firstLine="0"/>
+      </w:pPr>
+    </w:lvl>
+    <w:lvl w:ilvl="8">
+      <w:start w:val="1"/>
+      <w:numFmt w:val="none"/>
+      <w:suff w:val="nothing"/>
+      <w:lvlText w:val=""/>
+      <w:lvlJc w:val="left"/>
+      <w:pPr>
+        <w:tabs>
+          <w:tab w:val="num" w:pos="0"/>
+        </w:tabs>
+        <w:ind w:left="0" w:firstLine="0"/>
+      </w:pPr>
     </w:lvl>
   </w:abstractNum>
-  <w:num w:numId="1" w16cid:durableId="1157696149">
+  <w:num w:numId="1" w16cid:durableId="1996177263">
     <w:abstractNumId w:val="0"/>
-    <w:lvlOverride w:ilvl="0">
-      <w:startOverride w:val="1"/>
-    </w:lvlOverride>
   </w:num>
-  <w:num w:numId="2" w16cid:durableId="1408989787">
+  <w:num w:numId="2" w16cid:durableId="1539272669">
     <w:abstractNumId w:val="1"/>
+  </w:num>
+  <w:num w:numId="3" w16cid:durableId="852308568">
+    <w:abstractNumId w:val="0"/>
     <w:lvlOverride w:ilvl="0">
       <w:startOverride w:val="1"/>
     </w:lvlOverride>
@@ -810,7 +905,11 @@
         <w:lang w:val="it-IT" w:eastAsia="it-IT" w:bidi="ar-SA"/>
       </w:rPr>
     </w:rPrDefault>
-    <w:pPrDefault/>
+    <w:pPrDefault>
+      <w:pPr>
+        <w:suppressAutoHyphens/>
+      </w:pPr>
+    </w:pPrDefault>
   </w:docDefaults>
   <w:latentStyles w:defLockedState="0" w:defUIPriority="99" w:defSemiHidden="0" w:defUnhideWhenUsed="0" w:defQFormat="0" w:count="376">
     <w:lsdException w:name="Normal" w:uiPriority="0" w:qFormat="1"/>
@@ -1310,6 +1409,155 @@
     <w:semiHidden/>
     <w:unhideWhenUsed/>
   </w:style>
+  <w:style w:type="character" w:styleId="Hyperlink">
+    <w:name w:val="Hyperlink"/>
+    <w:uiPriority w:val="99"/>
+    <w:unhideWhenUsed/>
+    <w:rPr>
+      <w:color w:val="0563C1"/>
+      <w:u w:val="single"/>
+    </w:rPr>
+  </w:style>
+  <w:style w:type="character" w:customStyle="1" w:styleId="FootnoteCharacters">
+    <w:name w:val="Footnote Characters"/>
+    <w:uiPriority w:val="99"/>
+    <w:semiHidden/>
+    <w:unhideWhenUsed/>
+    <w:qFormat/>
+    <w:rPr>
+      <w:vertAlign w:val="superscript"/>
+    </w:rPr>
+  </w:style>
+  <w:style w:type="character" w:styleId="FootnoteReference">
+    <w:name w:val="footnote reference"/>
+    <w:rPr>
+      <w:vertAlign w:val="superscript"/>
+    </w:rPr>
+  </w:style>
+  <w:style w:type="character" w:customStyle="1" w:styleId="FootnoteTextChar">
+    <w:name w:val="Footnote Text Char"/>
+    <w:link w:val="FootnoteText"/>
+    <w:uiPriority w:val="99"/>
+    <w:semiHidden/>
+    <w:unhideWhenUsed/>
+    <w:qFormat/>
+    <w:rPr>
+      <w:sz w:val="20"/>
+      <w:szCs w:val="20"/>
+    </w:rPr>
+  </w:style>
+  <w:style w:type="character" w:customStyle="1" w:styleId="EndnoteCharacters">
+    <w:name w:val="Endnote Characters"/>
+    <w:uiPriority w:val="99"/>
+    <w:semiHidden/>
+    <w:unhideWhenUsed/>
+    <w:qFormat/>
+    <w:rPr>
+      <w:vertAlign w:val="superscript"/>
+    </w:rPr>
+  </w:style>
+  <w:style w:type="character" w:styleId="EndnoteReference">
+    <w:name w:val="endnote reference"/>
+    <w:rPr>
+      <w:vertAlign w:val="superscript"/>
+    </w:rPr>
+  </w:style>
+  <w:style w:type="character" w:customStyle="1" w:styleId="EndnoteTextChar">
+    <w:name w:val="Endnote Text Char"/>
+    <w:link w:val="EndnoteText"/>
+    <w:uiPriority w:val="99"/>
+    <w:semiHidden/>
+    <w:unhideWhenUsed/>
+    <w:qFormat/>
+    <w:rPr>
+      <w:sz w:val="20"/>
+      <w:szCs w:val="20"/>
+    </w:rPr>
+  </w:style>
+  <w:style w:type="character" w:styleId="UnresolvedMention">
+    <w:name w:val="Unresolved Mention"/>
+    <w:basedOn w:val="DefaultParagraphFont"/>
+    <w:uiPriority w:val="99"/>
+    <w:semiHidden/>
+    <w:unhideWhenUsed/>
+    <w:qFormat/>
+    <w:rsid w:val="00E21CD8"/>
+    <w:rPr>
+      <w:color w:val="605E5C"/>
+      <w:shd w:val="clear" w:color="auto" w:fill="E1DFDD"/>
+    </w:rPr>
+  </w:style>
+  <w:style w:type="character" w:styleId="FollowedHyperlink">
+    <w:name w:val="FollowedHyperlink"/>
+    <w:basedOn w:val="DefaultParagraphFont"/>
+    <w:uiPriority w:val="99"/>
+    <w:semiHidden/>
+    <w:unhideWhenUsed/>
+    <w:rsid w:val="00655E1D"/>
+    <w:rPr>
+      <w:color w:val="96607D" w:themeColor="followedHyperlink"/>
+      <w:u w:val="single"/>
+    </w:rPr>
+  </w:style>
+  <w:style w:type="character" w:styleId="LineNumber">
+    <w:name w:val="line number"/>
+  </w:style>
+  <w:style w:type="paragraph" w:customStyle="1" w:styleId="Heading">
+    <w:name w:val="Heading"/>
+    <w:basedOn w:val="Normal"/>
+    <w:next w:val="BodyText"/>
+    <w:qFormat/>
+    <w:pPr>
+      <w:keepNext/>
+      <w:spacing w:before="240" w:after="120"/>
+    </w:pPr>
+    <w:rPr>
+      <w:rFonts w:ascii="Liberation Sans" w:eastAsia="Noto Sans CJK SC" w:hAnsi="Liberation Sans" w:cs="FreeSans"/>
+      <w:sz w:val="28"/>
+      <w:szCs w:val="28"/>
+    </w:rPr>
+  </w:style>
+  <w:style w:type="paragraph" w:styleId="BodyText">
+    <w:name w:val="Body Text"/>
+    <w:basedOn w:val="Normal"/>
+    <w:pPr>
+      <w:spacing w:after="140" w:line="276" w:lineRule="auto"/>
+    </w:pPr>
+  </w:style>
+  <w:style w:type="paragraph" w:styleId="List">
+    <w:name w:val="List"/>
+    <w:basedOn w:val="BodyText"/>
+    <w:rPr>
+      <w:rFonts w:cs="FreeSans"/>
+    </w:rPr>
+  </w:style>
+  <w:style w:type="paragraph" w:styleId="Caption">
+    <w:name w:val="caption"/>
+    <w:basedOn w:val="Normal"/>
+    <w:qFormat/>
+    <w:pPr>
+      <w:suppressLineNumbers/>
+      <w:spacing w:before="120" w:after="120"/>
+    </w:pPr>
+    <w:rPr>
+      <w:rFonts w:cs="FreeSans"/>
+      <w:i/>
+      <w:iCs/>
+      <w:sz w:val="24"/>
+      <w:szCs w:val="24"/>
+    </w:rPr>
+  </w:style>
+  <w:style w:type="paragraph" w:customStyle="1" w:styleId="Index">
+    <w:name w:val="Index"/>
+    <w:basedOn w:val="Normal"/>
+    <w:qFormat/>
+    <w:pPr>
+      <w:suppressLineNumbers/>
+    </w:pPr>
+    <w:rPr>
+      <w:rFonts w:cs="FreeSans"/>
+    </w:rPr>
+  </w:style>
   <w:style w:type="paragraph" w:styleId="Title">
     <w:name w:val="Title"/>
     <w:uiPriority w:val="10"/>
@@ -1330,24 +1578,6 @@
   <w:style w:type="paragraph" w:styleId="ListParagraph">
     <w:name w:val="List Paragraph"/>
     <w:qFormat/>
-  </w:style>
-  <w:style w:type="character" w:styleId="Hyperlink">
-    <w:name w:val="Hyperlink"/>
-    <w:uiPriority w:val="99"/>
-    <w:unhideWhenUsed/>
-    <w:rPr>
-      <w:color w:val="0563C1"/>
-      <w:u w:val="single"/>
-    </w:rPr>
-  </w:style>
-  <w:style w:type="character" w:styleId="FootnoteReference">
-    <w:name w:val="footnote reference"/>
-    <w:uiPriority w:val="99"/>
-    <w:semiHidden/>
-    <w:unhideWhenUsed/>
-    <w:rPr>
-      <w:vertAlign w:val="superscript"/>
-    </w:rPr>
   </w:style>
   <w:style w:type="paragraph" w:styleId="FootnoteText">
     <w:name w:val="footnote text"/>
@@ -1360,40 +1590,9 @@
       <w:szCs w:val="20"/>
     </w:rPr>
   </w:style>
-  <w:style w:type="character" w:customStyle="1" w:styleId="FootnoteTextChar">
-    <w:name w:val="Footnote Text Char"/>
-    <w:link w:val="FootnoteText"/>
-    <w:uiPriority w:val="99"/>
-    <w:semiHidden/>
-    <w:unhideWhenUsed/>
-    <w:rPr>
-      <w:sz w:val="20"/>
-      <w:szCs w:val="20"/>
-    </w:rPr>
-  </w:style>
-  <w:style w:type="character" w:styleId="EndnoteReference">
-    <w:name w:val="endnote reference"/>
-    <w:uiPriority w:val="99"/>
-    <w:semiHidden/>
-    <w:unhideWhenUsed/>
-    <w:rPr>
-      <w:vertAlign w:val="superscript"/>
-    </w:rPr>
-  </w:style>
   <w:style w:type="paragraph" w:styleId="EndnoteText">
     <w:name w:val="endnote text"/>
     <w:link w:val="EndnoteTextChar"/>
-    <w:uiPriority w:val="99"/>
-    <w:semiHidden/>
-    <w:unhideWhenUsed/>
-    <w:rPr>
-      <w:sz w:val="20"/>
-      <w:szCs w:val="20"/>
-    </w:rPr>
-  </w:style>
-  <w:style w:type="character" w:customStyle="1" w:styleId="EndnoteTextChar">
-    <w:name w:val="Endnote Text Char"/>
-    <w:link w:val="EndnoteText"/>
     <w:uiPriority w:val="99"/>
     <w:semiHidden/>
     <w:unhideWhenUsed/>
@@ -1410,10 +1609,10 @@
   <a:themeElements>
     <a:clrScheme name="Office">
       <a:dk1>
-        <a:sysClr val="windowText" lastClr="000000"/>
+        <a:srgbClr val="000000"/>
       </a:dk1>
       <a:lt1>
-        <a:sysClr val="window" lastClr="FFFFFF"/>
+        <a:srgbClr val="FFFFFF"/>
       </a:lt1>
       <a:dk2>
         <a:srgbClr val="0E2841"/>
@@ -1451,150 +1650,52 @@
         <a:latin typeface="Aptos Display" panose="02110004020202020204"/>
         <a:ea typeface=""/>
         <a:cs typeface=""/>
-        <a:font script="Jpan" typeface="游ゴシック Light"/>
-        <a:font script="Hang" typeface="맑은 고딕"/>
-        <a:font script="Hans" typeface="等线 Light"/>
-        <a:font script="Hant" typeface="新細明體"/>
-        <a:font script="Arab" typeface="Times New Roman"/>
-        <a:font script="Hebr" typeface="Times New Roman"/>
-        <a:font script="Thai" typeface="Angsana New"/>
-        <a:font script="Ethi" typeface="Nyala"/>
-        <a:font script="Beng" typeface="Vrinda"/>
-        <a:font script="Gujr" typeface="Shruti"/>
-        <a:font script="Khmr" typeface="MoolBoran"/>
-        <a:font script="Knda" typeface="Tunga"/>
-        <a:font script="Guru" typeface="Raavi"/>
-        <a:font script="Cans" typeface="Euphemia"/>
-        <a:font script="Cher" typeface="Plantagenet Cherokee"/>
-        <a:font script="Yiii" typeface="Microsoft Yi Baiti"/>
-        <a:font script="Tibt" typeface="Microsoft Himalaya"/>
-        <a:font script="Thaa" typeface="MV Boli"/>
-        <a:font script="Deva" typeface="Mangal"/>
-        <a:font script="Telu" typeface="Gautami"/>
-        <a:font script="Taml" typeface="Latha"/>
-        <a:font script="Syrc" typeface="Estrangelo Edessa"/>
-        <a:font script="Orya" typeface="Kalinga"/>
-        <a:font script="Mlym" typeface="Kartika"/>
-        <a:font script="Laoo" typeface="DokChampa"/>
-        <a:font script="Sinh" typeface="Iskoola Pota"/>
-        <a:font script="Mong" typeface="Mongolian Baiti"/>
-        <a:font script="Viet" typeface="Times New Roman"/>
-        <a:font script="Uigh" typeface="Microsoft Uighur"/>
-        <a:font script="Geor" typeface="Sylfaen"/>
-        <a:font script="Armn" typeface="Arial"/>
-        <a:font script="Bugi" typeface="Leelawadee UI"/>
-        <a:font script="Bopo" typeface="Microsoft JhengHei"/>
-        <a:font script="Java" typeface="Javanese Text"/>
-        <a:font script="Lisu" typeface="Segoe UI"/>
-        <a:font script="Mymr" typeface="Myanmar Text"/>
-        <a:font script="Nkoo" typeface="Ebrima"/>
-        <a:font script="Olck" typeface="Nirmala UI"/>
-        <a:font script="Osma" typeface="Ebrima"/>
-        <a:font script="Phag" typeface="Phagspa"/>
-        <a:font script="Syrn" typeface="Estrangelo Edessa"/>
-        <a:font script="Syrj" typeface="Estrangelo Edessa"/>
-        <a:font script="Syre" typeface="Estrangelo Edessa"/>
-        <a:font script="Sora" typeface="Nirmala UI"/>
-        <a:font script="Tale" typeface="Microsoft Tai Le"/>
-        <a:font script="Talu" typeface="Microsoft New Tai Lue"/>
-        <a:font script="Tfng" typeface="Ebrima"/>
       </a:majorFont>
       <a:minorFont>
         <a:latin typeface="Aptos" panose="02110004020202020204"/>
         <a:ea typeface=""/>
         <a:cs typeface=""/>
-        <a:font script="Jpan" typeface="游明朝"/>
-        <a:font script="Hang" typeface="맑은 고딕"/>
-        <a:font script="Hans" typeface="等线"/>
-        <a:font script="Hant" typeface="新細明體"/>
-        <a:font script="Arab" typeface="Arial"/>
-        <a:font script="Hebr" typeface="Arial"/>
-        <a:font script="Thai" typeface="Cordia New"/>
-        <a:font script="Ethi" typeface="Nyala"/>
-        <a:font script="Beng" typeface="Vrinda"/>
-        <a:font script="Gujr" typeface="Shruti"/>
-        <a:font script="Khmr" typeface="DaunPenh"/>
-        <a:font script="Knda" typeface="Tunga"/>
-        <a:font script="Guru" typeface="Raavi"/>
-        <a:font script="Cans" typeface="Euphemia"/>
-        <a:font script="Cher" typeface="Plantagenet Cherokee"/>
-        <a:font script="Yiii" typeface="Microsoft Yi Baiti"/>
-        <a:font script="Tibt" typeface="Microsoft Himalaya"/>
-        <a:font script="Thaa" typeface="MV Boli"/>
-        <a:font script="Deva" typeface="Mangal"/>
-        <a:font script="Telu" typeface="Gautami"/>
-        <a:font script="Taml" typeface="Latha"/>
-        <a:font script="Syrc" typeface="Estrangelo Edessa"/>
-        <a:font script="Orya" typeface="Kalinga"/>
-        <a:font script="Mlym" typeface="Kartika"/>
-        <a:font script="Laoo" typeface="DokChampa"/>
-        <a:font script="Sinh" typeface="Iskoola Pota"/>
-        <a:font script="Mong" typeface="Mongolian Baiti"/>
-        <a:font script="Viet" typeface="Arial"/>
-        <a:font script="Uigh" typeface="Microsoft Uighur"/>
-        <a:font script="Geor" typeface="Sylfaen"/>
-        <a:font script="Armn" typeface="Arial"/>
-        <a:font script="Bugi" typeface="Leelawadee UI"/>
-        <a:font script="Bopo" typeface="Microsoft JhengHei"/>
-        <a:font script="Java" typeface="Javanese Text"/>
-        <a:font script="Lisu" typeface="Segoe UI"/>
-        <a:font script="Mymr" typeface="Myanmar Text"/>
-        <a:font script="Nkoo" typeface="Ebrima"/>
-        <a:font script="Olck" typeface="Nirmala UI"/>
-        <a:font script="Osma" typeface="Ebrima"/>
-        <a:font script="Phag" typeface="Phagspa"/>
-        <a:font script="Syrn" typeface="Estrangelo Edessa"/>
-        <a:font script="Syrj" typeface="Estrangelo Edessa"/>
-        <a:font script="Syre" typeface="Estrangelo Edessa"/>
-        <a:font script="Sora" typeface="Nirmala UI"/>
-        <a:font script="Tale" typeface="Microsoft Tai Le"/>
-        <a:font script="Talu" typeface="Microsoft New Tai Lue"/>
-        <a:font script="Tfng" typeface="Ebrima"/>
       </a:minorFont>
     </a:fontScheme>
-    <a:fmtScheme name="Office">
+    <a:fmtScheme>
       <a:fillStyleLst>
         <a:solidFill>
           <a:schemeClr val="phClr"/>
         </a:solidFill>
-        <a:gradFill rotWithShape="1">
+        <a:gradFill>
           <a:gsLst>
             <a:gs pos="0">
               <a:schemeClr val="phClr">
                 <a:lumMod val="110000"/>
-                <a:satMod val="105000"/>
                 <a:tint val="67000"/>
               </a:schemeClr>
             </a:gs>
             <a:gs pos="50000">
               <a:schemeClr val="phClr">
                 <a:lumMod val="105000"/>
-                <a:satMod val="103000"/>
                 <a:tint val="73000"/>
               </a:schemeClr>
             </a:gs>
             <a:gs pos="100000">
               <a:schemeClr val="phClr">
                 <a:lumMod val="105000"/>
-                <a:satMod val="109000"/>
                 <a:tint val="81000"/>
               </a:schemeClr>
             </a:gs>
           </a:gsLst>
           <a:lin ang="5400000" scaled="0"/>
+          <a:tileRect/>
         </a:gradFill>
-        <a:gradFill rotWithShape="1">
+        <a:gradFill>
           <a:gsLst>
             <a:gs pos="0">
               <a:schemeClr val="phClr">
-                <a:satMod val="103000"/>
                 <a:lumMod val="102000"/>
                 <a:tint val="94000"/>
               </a:schemeClr>
             </a:gs>
             <a:gs pos="50000">
               <a:schemeClr val="phClr">
-                <a:satMod val="110000"/>
                 <a:lumMod val="100000"/>
                 <a:shade val="100000"/>
               </a:schemeClr>
@@ -1602,33 +1703,24 @@
             <a:gs pos="100000">
               <a:schemeClr val="phClr">
                 <a:lumMod val="99000"/>
-                <a:satMod val="120000"/>
                 <a:shade val="78000"/>
               </a:schemeClr>
             </a:gs>
           </a:gsLst>
           <a:lin ang="5400000" scaled="0"/>
+          <a:tileRect/>
         </a:gradFill>
       </a:fillStyleLst>
       <a:lnStyleLst>
         <a:ln w="12700" cap="flat" cmpd="sng" algn="ctr">
-          <a:solidFill>
-            <a:schemeClr val="phClr"/>
-          </a:solidFill>
           <a:prstDash val="solid"/>
           <a:miter lim="800000"/>
         </a:ln>
         <a:ln w="19050" cap="flat" cmpd="sng" algn="ctr">
-          <a:solidFill>
-            <a:schemeClr val="phClr"/>
-          </a:solidFill>
           <a:prstDash val="solid"/>
           <a:miter lim="800000"/>
         </a:ln>
         <a:ln w="25400" cap="flat" cmpd="sng" algn="ctr">
-          <a:solidFill>
-            <a:schemeClr val="phClr"/>
-          </a:solidFill>
           <a:prstDash val="solid"/>
           <a:miter lim="800000"/>
         </a:ln>
@@ -1641,13 +1733,7 @@
           <a:effectLst/>
         </a:effectStyle>
         <a:effectStyle>
-          <a:effectLst>
-            <a:outerShdw blurRad="57150" dist="19050" dir="5400000" algn="ctr" rotWithShape="0">
-              <a:srgbClr val="000000">
-                <a:alpha val="63000"/>
-              </a:srgbClr>
-            </a:outerShdw>
-          </a:effectLst>
+          <a:effectLst/>
         </a:effectStyle>
       </a:effectStyleLst>
       <a:bgFillStyleLst>
@@ -1657,15 +1743,13 @@
         <a:solidFill>
           <a:schemeClr val="phClr">
             <a:tint val="95000"/>
-            <a:satMod val="170000"/>
           </a:schemeClr>
         </a:solidFill>
-        <a:gradFill rotWithShape="1">
+        <a:gradFill>
           <a:gsLst>
             <a:gs pos="0">
               <a:schemeClr val="phClr">
                 <a:tint val="93000"/>
-                <a:satMod val="150000"/>
                 <a:shade val="98000"/>
                 <a:lumMod val="102000"/>
               </a:schemeClr>
@@ -1673,7 +1757,6 @@
             <a:gs pos="50000">
               <a:schemeClr val="phClr">
                 <a:tint val="98000"/>
-                <a:satMod val="130000"/>
                 <a:shade val="90000"/>
                 <a:lumMod val="103000"/>
               </a:schemeClr>
@@ -1681,41 +1764,16 @@
             <a:gs pos="100000">
               <a:schemeClr val="phClr">
                 <a:shade val="63000"/>
-                <a:satMod val="120000"/>
               </a:schemeClr>
             </a:gs>
           </a:gsLst>
           <a:lin ang="5400000" scaled="0"/>
+          <a:tileRect/>
         </a:gradFill>
       </a:bgFillStyleLst>
     </a:fmtScheme>
   </a:themeElements>
-  <a:objectDefaults>
-    <a:lnDef>
-      <a:spPr/>
-      <a:bodyPr/>
-      <a:lstStyle/>
-      <a:style>
-        <a:lnRef idx="2">
-          <a:schemeClr val="accent1"/>
-        </a:lnRef>
-        <a:fillRef idx="0">
-          <a:schemeClr val="accent1"/>
-        </a:fillRef>
-        <a:effectRef idx="1">
-          <a:schemeClr val="accent1"/>
-        </a:effectRef>
-        <a:fontRef idx="minor">
-          <a:schemeClr val="tx1"/>
-        </a:fontRef>
-      </a:style>
-    </a:lnDef>
-  </a:objectDefaults>
+  <a:objectDefaults/>
   <a:extraClrSchemeLst/>
-  <a:extLst>
-    <a:ext uri="{05A4C25C-085E-4340-85A3-A5531E510DB2}">
-      <thm15:themeFamily xmlns:thm15="http://schemas.microsoft.com/office/thememl/2012/main" name="Office Theme" id="{2E142A2C-CD16-42D6-873A-C26D2A0506FA}" vid="{1BDDFF52-6CD6-40A5-AB3C-68EB2F1E4D0A}"/>
-    </a:ext>
-  </a:extLst>
 </a:theme>
 </file>